--- a/202441750_Dipanjan_Das_project_report.docx
+++ b/202441750_Dipanjan_Das_project_report.docx
@@ -94,15 +94,7 @@
     </w:p>
     <w:p>
       <w:r>
-        <w:t xml:space="preserve">Accurate crop yield forecasting is fundamentally critical to global food security, climate adaptation, and agricultural sustainability. While modern Artificial Intelligence (AI) systems have significantly advanced predictive performance using satellite imagery and meteorological data, contemporary state-of-the-art models remain largely unimodal or rely on naive late-fusion mechanisms. Consequently, these models exhibit fragility under real-world modality degradation, such as cloud occlusion in optical satellite systems or missing/noisy weather readings. This dissertation proposes, develops, and rigorously evaluates a Gated Multimodal Deep Learning (GMU) architecture designed to dynamically adapt to missing or corrupted input modalities for United States soybean yield prediction. Utilizing a robust, multi-phase training pipeline integrating USDA yield labels, High-Resolution Rapid Refresh (HRRR) weather data, and Sentinel-2 satellite imagery across 2016–2022, the project explores the tradeoffs between modality richness, geographic </w:t>
-      </w:r>
-      <w:proofErr w:type="spellStart"/>
-      <w:r>
-        <w:t>deployability</w:t>
-      </w:r>
-      <w:proofErr w:type="spellEnd"/>
-      <w:r>
-        <w:t>, and model interpretability. The findings reveal critical data infrastructure gaps in spatial alignment—specifically a profound Federal Information Processing Standard (FIPS) code mismatch between satellite data aggregation and agricultural surveys—while demonstrating that architectural priors (gating) can effectively substitute for expensive data cleaning in resource-constrained environments.</w:t>
+        <w:t>Accurate crop yield forecasting is fundamentally critical to global food security, climate adaptation, and agricultural sustainability. While modern Artificial Intelligence (AI) systems have significantly advanced predictive performance using satellite imagery and meteorological data, contemporary state-of-the-art models remain largely unimodal or rely on naive late-fusion mechanisms. Consequently, these models exhibit fragility under real-world modality degradation, such as cloud occlusion in optical satellite systems or missing/noisy weather readings. This dissertation proposes, develops, and rigorously evaluates a Gated Multimodal Deep Learning (GMU) architecture designed to dynamically adapt to missing or corrupted input modalities for United States soybean yield prediction. Utilizing a robust, multi-phase training pipeline integrating USDA yield labels, High-Resolution Rapid Refresh (HRRR) weather data, and Sentinel-2 satellite imagery across 2016–2022, the project explores the tradeoffs between modality richness, geographic deployability, and model interpretability. The findings reveal critical data infrastructure gaps in spatial alignment—specifically a profound Federal Information Processing Standard (FIPS) code mismatch between satellite data aggregation and agricultural surveys—while demonstrating that architectural priors (gating) can effectively substitute for expensive data cleaning in resource-constrained environments.</w:t>
       </w:r>
     </w:p>
     <w:p>
@@ -267,23 +259,7 @@
     </w:p>
     <w:p>
       <w:r>
-        <w:t xml:space="preserve">However, together, these studies show that unimodal systems are informative but inherently incomplete, as each </w:t>
-      </w:r>
-      <w:proofErr w:type="gramStart"/>
-      <w:r>
-        <w:t>captures</w:t>
-      </w:r>
-      <w:proofErr w:type="gramEnd"/>
-      <w:r>
-        <w:t xml:space="preserve"> only part of the complex yield formation process. More recent research by </w:t>
-      </w:r>
-      <w:proofErr w:type="spellStart"/>
-      <w:r>
-        <w:t>Maimaitijiang</w:t>
-      </w:r>
-      <w:proofErr w:type="spellEnd"/>
-      <w:r>
-        <w:t>, M., et al. (2020) empirically demonstrated that combining distinct data sources, such as spectral and thermal UAV data, improves yield prediction accuracy compared to single-sensor approaches, providing direct evidence that multimodal fusion enhances predictive robustness (</w:t>
+        <w:t>However, together, these studies show that unimodal systems are informative but inherently incomplete, as each captures only part of the complex yield formation process. More recent research by Maimaitijiang, M., et al. (2020) empirically demonstrated that combining distinct data sources, such as spectral and thermal UAV data, improves yield prediction accuracy compared to single-sensor approaches, providing direct evidence that multimodal fusion enhances predictive robustness (</w:t>
       </w:r>
       <w:hyperlink r:id="rId7" w:tgtFrame="_blank" w:history="1">
         <w:r>
@@ -323,21 +299,12 @@
       <w:r>
         <w:t xml:space="preserve">While state-of-the-art models utilize multimodal datasets, such as those provided by Lin, F., et al. (2024) in their introduction of </w:t>
       </w:r>
-      <w:proofErr w:type="spellStart"/>
       <w:r>
         <w:rPr>
           <w:i/>
           <w:iCs/>
         </w:rPr>
-        <w:t>CropNet</w:t>
-      </w:r>
-      <w:proofErr w:type="spellEnd"/>
-      <w:r>
-        <w:rPr>
-          <w:i/>
-          <w:iCs/>
-        </w:rPr>
-        <w:t>: A Large-Scale Crop Yield Prediction Benchmark</w:t>
+        <w:t>CropNet: A Large-Scale Crop Yield Prediction Benchmark</w:t>
       </w:r>
       <w:r>
         <w:t xml:space="preserve"> (</w:t>
@@ -475,15 +442,7 @@
         </w:numPr>
       </w:pPr>
       <w:r>
-        <w:t xml:space="preserve">Introduce Controlled Modality Dropout: Intentionally </w:t>
-      </w:r>
-      <w:proofErr w:type="spellStart"/>
-      <w:r>
-        <w:t>intentionally</w:t>
-      </w:r>
-      <w:proofErr w:type="spellEnd"/>
-      <w:r>
-        <w:t xml:space="preserve"> delete parts of the data to simulate real-world sensor failure and cloud occlusion. </w:t>
+        <w:t xml:space="preserve">Introduce Controlled Modality Dropout: Intentionally intentionally delete parts of the data to simulate real-world sensor failure and cloud occlusion. </w:t>
       </w:r>
     </w:p>
     <w:p>
@@ -623,15 +582,7 @@
     </w:p>
     <w:p>
       <w:r>
-        <w:t xml:space="preserve">The geographical scope of this research utilizes the </w:t>
-      </w:r>
-      <w:proofErr w:type="spellStart"/>
-      <w:r>
-        <w:t>CropNet</w:t>
-      </w:r>
-      <w:proofErr w:type="spellEnd"/>
-      <w:r>
-        <w:t xml:space="preserve"> dataset, processing High-Resolution Rapid Refresh (WRF-HRRR) meteorological data and Sentinel-2 satellite imagery against USDA tabular labels.</w:t>
+        <w:t>The geographical scope of this research utilizes the CropNet dataset, processing High-Resolution Rapid Refresh (WRF-HRRR) meteorological data and Sentinel-2 satellite imagery against USDA tabular labels.</w:t>
       </w:r>
     </w:p>
     <w:p>
@@ -670,15 +621,7 @@
     </w:p>
     <w:p>
       <w:r>
-        <w:t xml:space="preserve">This infrastructural data gap necessitated a strategic decoupling of the training pipeline. Phase 1 (the weather-only Bi-LSTM) proceeds utilizing the complete universe of 3,430 USDA records. Conversely, Phase 2 (the satellite encoder) and Phase 3 (the GMU fine-tuning) are strictly limited to the 105 intersecting records. While this constraint limits the geographic breadth of the multimodal training phase, it successfully insulates the baseline weather model from catastrophic data loss and provides a profound case study on the trade-offs between modality richness and practical </w:t>
-      </w:r>
-      <w:proofErr w:type="spellStart"/>
-      <w:r>
-        <w:t>deployability</w:t>
-      </w:r>
-      <w:proofErr w:type="spellEnd"/>
-      <w:r>
-        <w:t xml:space="preserve"> in geospatial machine learning.</w:t>
+        <w:t>This infrastructural data gap necessitated a strategic decoupling of the training pipeline. Phase 1 (the weather-only Bi-LSTM) proceeds utilizing the complete universe of 3,430 USDA records. Conversely, Phase 2 (the satellite encoder) and Phase 3 (the GMU fine-tuning) are strictly limited to the 105 intersecting records. While this constraint limits the geographic breadth of the multimodal training phase, it successfully insulates the baseline weather model from catastrophic data loss and provides a profound case study on the trade-offs between modality richness and practical deployability in geospatial machine learning.</w:t>
       </w:r>
     </w:p>
     <w:p>
@@ -707,18 +650,20 @@
       </w:r>
     </w:p>
     <w:p/>
-    <w:p>
-      <w:pPr>
-        <w:rPr>
-          <w:b/>
-          <w:bCs/>
-        </w:rPr>
-      </w:pPr>
-      <w:r>
-        <w:rPr>
-          <w:b/>
-          <w:bCs/>
-        </w:rPr>
+    <w:p/>
+    <w:p>
+      <w:pPr>
+        <w:rPr>
+          <w:b/>
+          <w:bCs/>
+        </w:rPr>
+      </w:pPr>
+      <w:r>
+        <w:rPr>
+          <w:b/>
+          <w:bCs/>
+        </w:rPr>
+        <w:lastRenderedPageBreak/>
         <w:t>Chapter 2 – Literature Review</w:t>
       </w:r>
     </w:p>
@@ -734,99 +679,434 @@
           <w:b/>
           <w:bCs/>
         </w:rPr>
+        <w:t>2.1 Introduction to Agricultural Forecasting Paradigms</w:t>
+      </w:r>
+    </w:p>
+    <w:p>
+      <w:r>
+        <w:t>The task of predicting crop yields with high accuracy and spatial resolution is a cornerstone of modern agricultural economics, governmental food security planning, and global supply chain logistics. Historically, the scientific community approached this problem through the development of mechanistic and biophysical crop simulation models (e.g., the Agricultural Production Systems sIMulator (APSIM) or the Decision Support System for Agrotechnology Transfer (DSSAT)). These traditional frameworks operate by mathematically simulating the daily physiological growth of a plant based on a rigid, predetermined set of parameterized inputs, including soil hydrology, solar radiation, and specific cultivar genetics. While these models offer a high degree of biological interpretability, their requirement for exhaustive, localized parameterization makes them computationally and practically prohibitive when attempting to scale forecasts across massive, heterogeneous geographical areas.</w:t>
+      </w:r>
+    </w:p>
+    <w:p>
+      <w:r>
+        <w:t xml:space="preserve">To address the limitations inherent in mechanistic modeling, the transition to data-driven Machine Learning (ML) and Deep Learning (DL) has fundamentally transformed the landscape of agricultural forecasting. The modern era of predictive modeling relies heavily on the ingestion of massive Earth Observation (EO) datasets. However, the architectural design of these predictive networks has undergone a significant evolution. Early crop yield prediction research largely relied on single-modality inputs, utilizing either remote sensing or climate variables in isolation. This chapter critically evaluates the progression of these methodologies, transitioning from unimodal approaches to advanced multimodal fusion, and finally addressing the critical vulnerabilities of modern networks through the lens of adaptive gating mechanisms. </w:t>
+      </w:r>
+    </w:p>
+    <w:p>
+      <w:pPr>
+        <w:rPr>
+          <w:b/>
+          <w:bCs/>
+        </w:rPr>
+      </w:pPr>
+      <w:r>
+        <w:rPr>
+          <w:b/>
+          <w:bCs/>
+        </w:rPr>
+        <w:t>2.2 Unimodal Approaches: Optical Remote Sensing and Vegetation Indices</w:t>
+      </w:r>
+    </w:p>
+    <w:p>
+      <w:r>
+        <w:t>The advent of publicly accessible optical satellite systems, such as the Landsat program and the European Space Agency's (ESA) Sentinel-2 constellation, provided researchers with unprecedented spatial granularity. These platforms capture multi-spectral imagery, allowing for the calculation of specific vegetation indices that serve as proxies for plant biomass, chlorophyll concentration, and overall canopy health. The most ubiquitous of these metrics is the Normalized Difference Vegetation Index (NDVI), calculated mathematically using the near-infrared (NIR) and red spectral bands:</w:t>
+      </w:r>
+    </w:p>
+    <w:p>
+      <w:r>
+        <w:t>$NDVI = \frac{NIR - Red}{NIR + Red}$</w:t>
+      </w:r>
+    </w:p>
+    <w:p>
+      <w:r>
+        <w:t>By compiling sequential snapshots of these indices over a growing season, machine learning algorithms can map the phenological trajectory of a crop—tracking its initial green-up phase, peak vegetative state, and subsequent senescence—to predict final harvest volumes.</w:t>
+      </w:r>
+    </w:p>
+    <w:p>
+      <w:r>
         <w:lastRenderedPageBreak/>
-        <w:t>2.1 Unimodal Approaches in Agricultural Forecasting</w:t>
-      </w:r>
-    </w:p>
-    <w:p>
-      <w:r>
-        <w:t>The baseline for modern crop yield forecasting was established by leveraging unimodal sequences of Normalized Difference Vegetation Index (NDVI) values extracted from optical remote sensing platforms like MODIS and Landsat. Convolutional Neural Networks (CNNs) extended this by operating directly on multi-spectral reflectance tensors, allowing networks to implicitly learn spatial textures (e.g., planting rows, irrigation boundaries) rather than relying on hand-crafted vegetation indices.</w:t>
-      </w:r>
-    </w:p>
-    <w:p>
-      <w:r>
-        <w:t>However, unimodal optical models exhibit extreme fragility. In equatorial regions, monsoon-prone areas, or even the US Midwest during spring planting, persistent cloud cover masks the underlying terrain.</w:t>
-      </w:r>
-    </w:p>
-    <w:p>
-      <w:pPr>
-        <w:rPr>
-          <w:b/>
-          <w:bCs/>
-        </w:rPr>
-      </w:pPr>
-      <w:r>
-        <w:rPr>
-          <w:b/>
-          <w:bCs/>
-        </w:rPr>
-        <w:t>2.2 Multimodal Fusion Strategies</w:t>
-      </w:r>
-    </w:p>
-    <w:p>
-      <w:r>
-        <w:t>To mitigate unimodal weaknesses, researchers introduced multimodal fusion, actively pairing meteorological grids (temperature arrays, precipitation accumulations, vapor pressure deficits) with remote sensing data.</w:t>
+        <w:t>A foundational study in this domain by Johnson, M. D., &amp; Hsieh, W. W. (2016) demonstrated that vegetation indices such as NDVI derived from satellite imagery can effectively forecast yield using machine learning methods. By deploying non-linear regression techniques over historical remote sensing data, their work proved that empirical models could successfully map the complex relationship between canopy reflectance and final yield across the vast agricultural expanse of the Canadian Prairies (</w:t>
+      </w:r>
+      <w:hyperlink r:id="rId10" w:tgtFrame="_blank" w:history="1">
+        <w:r>
+          <w:rPr>
+            <w:rStyle w:val="Hyperlink"/>
+          </w:rPr>
+          <w:t>https://doi.org/10.1016/j.agrformet.2015.11.003</w:t>
+        </w:r>
+      </w:hyperlink>
+      <w:r>
+        <w:t xml:space="preserve">). </w:t>
+      </w:r>
+    </w:p>
+    <w:p>
+      <w:r>
+        <w:t xml:space="preserve">Critical Limitations of Optical Unimodality: Despite the success of remote sensing models, predicting agricultural output solely through the lens of a satellite camera introduces severe structural limitations. The primary critique of the methodology presented by Johnson and Hsieh is that their framework relies exclusively on optical reflectance signals. By binding the predictive capacity of the model entirely to what is visible from orbit, this approach severely limits the model's ability to capture non-visual stress factors and environmental variability. </w:t>
+      </w:r>
+    </w:p>
+    <w:p>
+      <w:r>
+        <w:t>Biologically, canopy discoloration or a drop in NDVI is often a lagging indicator of crop stress. A plant experiencing acute sub-surface soil moisture deficits, extreme heat stress, or early-stage pestilence may not immediately exhibit a change in its optical reflectance signature. By the time the stress is visually detectable by a satellite, irreversible yield damage may have already occurred. Furthermore, optical unimodal models are exceptionally fragile in regions prone to heavy cloud cover, as the sensor physically cannot penetrate the atmospheric interference to retrieve the necessary surface data.</w:t>
+      </w:r>
+    </w:p>
+    <w:p>
+      <w:pPr>
+        <w:rPr>
+          <w:b/>
+          <w:bCs/>
+        </w:rPr>
+      </w:pPr>
+      <w:r>
+        <w:rPr>
+          <w:b/>
+          <w:bCs/>
+        </w:rPr>
+        <w:t>2.3 Unimodal Approaches: Meteorological and Climatic Drivers</w:t>
+      </w:r>
+    </w:p>
+    <w:p>
+      <w:r>
+        <w:t>Parallel to the advancements in spatial remote sensing, a distinct sub-field of agricultural forecasting focused strictly on the temporal observation of meteorological constraints. Rather than attempting to observe the physical state of the plant directly, these models infer future yields by mapping the historical environmental stressors the crop has been subjected to throughout its maturation. Weather variables such as cumulative precipitation, vapor pressure deficit, and ambient temperature are rigorously tracked and fed into predictive models.</w:t>
+      </w:r>
+    </w:p>
+    <w:p>
+      <w:r>
+        <w:t>The seminal econometric research by Schlenker, W., &amp; Roberts, M. J. (2009) is highly representative of this paradigm. Their extensive analysis showed that temperature thresholds strongly influence crop productivity. By analyzing decades of crop data against fine-grained weather station readings, their research established a clear, non-linear relationship between heat exposure and harvest outcomes: moderate warming can accelerate vegetative growth, but exposure to extreme heat past specific biological thresholds triggers rapid protein denaturation and catastrophic reproductive failure. Consequently, their work established the critical importance of climatic drivers, explicitly indicating severe damages to U.S. crop yields under ongoing climate change scenarios (</w:t>
+      </w:r>
+      <w:hyperlink r:id="rId11" w:tgtFrame="_blank" w:history="1">
+        <w:r>
+          <w:rPr>
+            <w:rStyle w:val="Hyperlink"/>
+          </w:rPr>
+          <w:t>https://www.pnas.org/doi/epdf/10.1073/pnas.0906865106</w:t>
+        </w:r>
+      </w:hyperlink>
+      <w:r>
+        <w:t xml:space="preserve">). </w:t>
+      </w:r>
+    </w:p>
+    <w:p>
+      <w:r>
+        <w:lastRenderedPageBreak/>
+        <w:t xml:space="preserve">Critical Limitations of Meteorological Unimodality: While the findings of Schlenker and Roberts are foundational to modern agronomy, their predictive framework focused primarily on meteorological variables without integrating plant-level spatial observations. Meteorological data, by its nature, is highly interpolated and aggregated over large geographic grids (often spanning several kilometers per pixel). Consequently, a weather-only model fundamentally assumes a uniform crop response across a vast area, entirely ignoring localized physical realities. It cannot account for variable-rate irrigation practices applied by individual farmers, localized soil composition differences, or uneven planting densities. </w:t>
+      </w:r>
+    </w:p>
+    <w:p>
+      <w:r>
+        <w:t xml:space="preserve">Synthesis of Unimodal Paradigms: When evaluated collectively, the trajectory of early machine learning in agriculture presents a clear dichotomy. Together, these studies show that unimodal systems are informative but incomplete. Each captures only part of the yield formation process. To achieve robust, high-fidelity forecasting, the predictive architecture must be capable of synthesizing both the "invisible" meteorological pressures acting upon the environment and the "visible" spatial realities of the crop's physiological response. </w:t>
+      </w:r>
+    </w:p>
+    <w:p>
+      <w:pPr>
+        <w:rPr>
+          <w:b/>
+          <w:bCs/>
+        </w:rPr>
+      </w:pPr>
+      <w:r>
+        <w:rPr>
+          <w:b/>
+          <w:bCs/>
+        </w:rPr>
+        <w:t>2.4 The Transition to Multimodal Data Fusion</w:t>
+      </w:r>
+    </w:p>
+    <w:p>
+      <w:r>
+        <w:t>To resolve the inherent limitations of isolated data streams, the agricultural AI community has aggressively pivoted toward multimodal data fusion. The objective of this paradigm is to construct deep neural networks capable of simultaneously digesting heterogeneous inputs—pairing the dense, high-frequency temporal data of weather grids with the high-resolution spatial data of remote sensing imagery.</w:t>
+      </w:r>
+    </w:p>
+    <w:p>
+      <w:r>
+        <w:t>More recent research provides direct empirical validation for this approach. A study by Maimaitijiang, M., et al. (2020) empirically demonstrated that combining spectral and thermal Unmanned Aerial Vehicle (UAV) data improves yield prediction accuracy compared to single-sensor approaches (</w:t>
+      </w:r>
+      <w:hyperlink r:id="rId12" w:tgtFrame="_blank" w:history="1">
+        <w:r>
+          <w:rPr>
+            <w:rStyle w:val="Hyperlink"/>
+          </w:rPr>
+          <w:t>https://doi.org/10.1016/j.rse.2019.111599</w:t>
+        </w:r>
+      </w:hyperlink>
+      <w:r>
+        <w:t xml:space="preserve">). By equipping a single aerial platform with multiple distinct sensor types, the researchers allowed their deep learning architecture to cross-reference the optical health of the soybean canopy with its thermal regulation properties (which serve as a highly accurate proxy for stomatal conductance and water transpiration rates). This provides direct evidence that multimodal fusion enhances predictive robustness. When the network is provided with complementary physical parameters, it can triangulate the exact physiological state of the crop far more accurately than when relying on a singular data type. </w:t>
+      </w:r>
+    </w:p>
+    <w:p>
+      <w:pPr>
+        <w:rPr>
+          <w:b/>
+          <w:bCs/>
+        </w:rPr>
+      </w:pPr>
+      <w:r>
+        <w:rPr>
+          <w:b/>
+          <w:bCs/>
+        </w:rPr>
+        <w:t>2.5 Large-Scale Benchmarking in Spatiotemporal AI</w:t>
+      </w:r>
+    </w:p>
+    <w:p>
+      <w:r>
+        <w:t xml:space="preserve">While localized UAV studies mathematically prove the superiority of multimodal fusion, operationalizing these networks at a macroscopic scale (e.g., forecasting yields across the entire continental United States) requires specialized, massive-scale data infrastructure. Historically, </w:t>
+      </w:r>
+      <w:r>
+        <w:lastRenderedPageBreak/>
+        <w:t>the barrier to entry for macroscopic multimodal AI was the extreme difficulty of aligning mis-matched temporal and spatial resolutions across different federal databases.</w:t>
+      </w:r>
+    </w:p>
+    <w:p>
+      <w:r>
+        <w:t xml:space="preserve">This infrastructural bottleneck was recently addressed by Lin, F., et al. (2024), who introduced the </w:t>
+      </w:r>
+      <w:r>
+        <w:rPr>
+          <w:i/>
+          <w:iCs/>
+        </w:rPr>
+        <w:t>CropNet: A Large-Scale Crop Yield Prediction Benchmark</w:t>
+      </w:r>
+      <w:r>
+        <w:t xml:space="preserve"> (</w:t>
+      </w:r>
+      <w:hyperlink r:id="rId13" w:tgtFrame="_blank" w:history="1">
+        <w:r>
+          <w:rPr>
+            <w:rStyle w:val="Hyperlink"/>
+          </w:rPr>
+          <w:t>https://arxiv.org/pdf/2406.06081</w:t>
+        </w:r>
+      </w:hyperlink>
+      <w:r>
+        <w:t xml:space="preserve">). This dataset represents a monumental shift in the field, as it provides the state-of-the-art benchmark giving spatiotemporal satellite tensors with meteorological data across diverse geographies. By pre-aligning Sentinel-2 optical tensors with localized weather grids and pairing them with verified ground-truth harvest labels, the CropNet benchmark explicitly proves that multimodal fusion networks comprehensively outperform any single-source baseline in crop yield prediction for deep learning networks. </w:t>
+      </w:r>
+    </w:p>
+    <w:p>
+      <w:pPr>
+        <w:rPr>
+          <w:b/>
+          <w:bCs/>
+        </w:rPr>
+      </w:pPr>
+      <w:r>
+        <w:rPr>
+          <w:b/>
+          <w:bCs/>
+        </w:rPr>
+        <w:t>2.6 The Vulnerability of Standard Fusion to Modality Degradation</w:t>
+      </w:r>
+    </w:p>
+    <w:p>
+      <w:r>
+        <w:t>While the theoretical integration of multimodal data significantly improves prediction under ideal circumstances, it introduces a severe operational vulnerability when deployed in the real world: modality degradation. Standard deep learning architectures typically rely on static fusion mechanisms, which mathematically assume that all incoming data streams are equally reliable and consistently available.</w:t>
       </w:r>
     </w:p>
     <w:p>
       <w:pPr>
         <w:numPr>
           <w:ilvl w:val="0"/>
-          <w:numId w:val="3"/>
+          <w:numId w:val="11"/>
         </w:numPr>
       </w:pPr>
       <w:r>
-        <w:rPr>
-          <w:b/>
-          <w:bCs/>
-        </w:rPr>
-        <w:t>Early Fusion:</w:t>
-      </w:r>
-      <w:r>
-        <w:t xml:space="preserve"> This approach concatenates weather tabular features with flattened satellite tensors prior to passing them through dense layers. It systematically fails when spatial and tabular data operate on different temporal resolutions (e.g., daily weather vs. weekly satellite flyovers).</w:t>
+        <w:t>Early Fusion (Data-Level): In this approach, disparate data sources (e.g., weather vectors and satellite pixels) are concatenated into a single, massive input vector before being passed to the first layer of the neural network.</w:t>
       </w:r>
     </w:p>
     <w:p>
       <w:pPr>
         <w:numPr>
           <w:ilvl w:val="0"/>
-          <w:numId w:val="3"/>
+          <w:numId w:val="11"/>
         </w:numPr>
       </w:pPr>
       <w:r>
-        <w:rPr>
-          <w:b/>
-          <w:bCs/>
-        </w:rPr>
-        <w:t>Late Fusion:</w:t>
-      </w:r>
-      <w:r>
-        <w:t xml:space="preserve"> This approach trains two independent networks and averages their final yield predictions. While modular, it treats modalities equally; if a satellite image is pure white noise (clouds), the late-fusion model mathematically halves its accuracy by blindly trusting the corrupted input.</w:t>
-      </w:r>
-    </w:p>
-    <w:p>
-      <w:pPr>
-        <w:rPr>
-          <w:b/>
-          <w:bCs/>
-        </w:rPr>
-      </w:pPr>
-      <w:r>
-        <w:rPr>
-          <w:b/>
-          <w:bCs/>
-        </w:rPr>
-        <w:t>2.3 The Gated Multimodal Unit (GMU)</w:t>
-      </w:r>
-    </w:p>
-    <w:p>
-      <w:r>
-        <w:t>Recent advances in deep learning introduce the GMU, initially conceptualized by Arevalo et al. (2017) for audio-visual tasks. GMUs utilize internal dense layers equipped with hyperbolic tangent (tanh) and sigmoid activations to calculate a dynamic "trust" scalar ($z$) between 0.0 and 1.0 for each modality at every forward pass.</w:t>
-      </w:r>
-    </w:p>
-    <w:p>
-      <w:r>
-        <w:t>This dissertation pioneers the translation of GMUs into geospatial agricultural forecasting. It hypothesizes that the GMU can autonomously down-weight Sentinel-2 embeddings ($z \to 0$) during heavily occluded weeks, routing the predictive burden entirely through the HRRR weather embeddings ($1 - z \to 1$).</w:t>
+        <w:t>Late Fusion (Decision-Level): In this approach, two independent networks are trained—one exclusively on weather, one exclusively on satellite data—and their final numerical predictions are simply averaged together.</w:t>
+      </w:r>
+    </w:p>
+    <w:p>
+      <w:r>
+        <w:rPr>
+          <w:noProof/>
+        </w:rPr>
+        <w:lastRenderedPageBreak/>
+        <w:drawing>
+          <wp:inline distT="0" distB="0" distL="0" distR="0" wp14:anchorId="1F6480B9" wp14:editId="2AEC419B">
+            <wp:extent cx="5943600" cy="3209925"/>
+            <wp:effectExtent l="0" t="0" r="0" b="9525"/>
+            <wp:docPr id="1120661259" name="Picture 1"/>
+            <wp:cNvGraphicFramePr>
+              <a:graphicFrameLocks xmlns:a="http://schemas.openxmlformats.org/drawingml/2006/main" noChangeAspect="1"/>
+            </wp:cNvGraphicFramePr>
+            <a:graphic xmlns:a="http://schemas.openxmlformats.org/drawingml/2006/main">
+              <a:graphicData uri="http://schemas.openxmlformats.org/drawingml/2006/picture">
+                <pic:pic xmlns:pic="http://schemas.openxmlformats.org/drawingml/2006/picture">
+                  <pic:nvPicPr>
+                    <pic:cNvPr id="1120661259" name=""/>
+                    <pic:cNvPicPr/>
+                  </pic:nvPicPr>
+                  <pic:blipFill>
+                    <a:blip r:embed="rId14"/>
+                    <a:stretch>
+                      <a:fillRect/>
+                    </a:stretch>
+                  </pic:blipFill>
+                  <pic:spPr>
+                    <a:xfrm>
+                      <a:off x="0" y="0"/>
+                      <a:ext cx="5943600" cy="3209925"/>
+                    </a:xfrm>
+                    <a:prstGeom prst="rect">
+                      <a:avLst/>
+                    </a:prstGeom>
+                  </pic:spPr>
+                </pic:pic>
+              </a:graphicData>
+            </a:graphic>
+          </wp:inline>
+        </w:drawing>
+      </w:r>
+    </w:p>
+    <w:p>
+      <w:r>
+        <w:t xml:space="preserve">Both methodologies suffer catastrophic failure when exposed to the reality of agricultural environments. As explicitly noted in the project background, optical data sources are highly susceptible to corruption; satellite imagery under cloud cover can be entirely unreliable. If a multimodal network utilizing late fusion attempts to predict yield during a week of heavy storms, the weather network may produce an accurate prediction based on the rainfall, but the satellite network will output a highly erroneous prediction based on pure white noise (the clouds). Because the late-fusion mechanism statically averages the two outputs, the final prediction is mathematically corrupted by the degraded modality. </w:t>
+      </w:r>
+    </w:p>
+    <w:p/>
+    <w:p>
+      <w:pPr>
+        <w:rPr>
+          <w:b/>
+          <w:bCs/>
+        </w:rPr>
+      </w:pPr>
+      <w:r>
+        <w:rPr>
+          <w:b/>
+          <w:bCs/>
+        </w:rPr>
+        <w:t>2.7 Addressing Modality Degradation via Adaptive Gating Mechanisms</w:t>
+      </w:r>
+    </w:p>
+    <w:p>
+      <w:r>
+        <w:t>To ensure that deep learning models can operate reliably in unpredictable environments, the network architecture must be endowed with the ability to dynamically evaluate the quality of its own inputs. The solution to modality degradation lies in adaptive gating—a mathematical mechanism that allows a neural network to calculate a continuous "trust" variable between $0.0$ and $1.0$ for each incoming data stream during the forward pass.</w:t>
+      </w:r>
+    </w:p>
+    <w:p>
+      <w:r>
+        <w:t xml:space="preserve">From a methodological standpoint, the foundational logic for this approach was provided by Han, Z., et al. (2022), who introduced adaptive gating mechanisms for multimodal learning. In their highly influential paper, </w:t>
+      </w:r>
+      <w:r>
+        <w:rPr>
+          <w:i/>
+          <w:iCs/>
+        </w:rPr>
+        <w:t>Multimodal Dynamics: Dynamical Fusion for Trustworthy Multimodal Classification</w:t>
+      </w:r>
+      <w:r>
+        <w:t xml:space="preserve"> (</w:t>
+      </w:r>
+      <w:hyperlink r:id="rId15" w:tgtFrame="_blank" w:history="1">
+        <w:r>
+          <w:rPr>
+            <w:rStyle w:val="Hyperlink"/>
+          </w:rPr>
+          <w:t>https://openaccess.thecvf.com/content/CVPR2022/html/Han_Multimodal_Dynamics_Dynamic</w:t>
+        </w:r>
+        <w:r>
+          <w:rPr>
+            <w:rStyle w:val="Hyperlink"/>
+          </w:rPr>
+          <w:lastRenderedPageBreak/>
+          <w:t>al_Fusion_for_Trustworthy_Multimodal_Classification_CVPR_2022_paper.html</w:t>
+        </w:r>
+      </w:hyperlink>
+      <w:r>
+        <w:t xml:space="preserve">), the authors developed an architecture that calculates an intermediate attention vector based on the internal consistency of the feature representations. </w:t>
+      </w:r>
+    </w:p>
+    <w:p>
+      <w:r>
+        <w:t xml:space="preserve">By deploying specialized dense layers utilizing sigmoid activation functions ($\sigma$), their framework proved that deep learning models can dynamically weigh or explicitly suppress noisy modalities. If a specific input tensor exhibits high internal entropy or structural corruption, the gating mechanism calculates a weight approaching zero, effectively severing that modality's influence on the final classification or regression layer. </w:t>
+      </w:r>
+    </w:p>
+    <w:p>
+      <w:r>
+        <w:t xml:space="preserve">The integration of this computer vision concept into geospatial crop forecasting represents a major evolutionary step. As highlighted in the core methodology of this dissertation, this dynamic suppression is particularly relevant for agricultural systems where data sources can be highly unreliable. By utilizing a Gated Multimodal Unit (GMU), an agricultural AI can theoretically learn to autonomously suppress its satellite embeddings during cloudy weeks, seamlessly routing the entirety of its predictive logic through the uncorrupted meteorological pathway. </w:t>
+      </w:r>
+    </w:p>
+    <w:p>
+      <w:pPr>
+        <w:rPr>
+          <w:b/>
+          <w:bCs/>
+        </w:rPr>
+      </w:pPr>
+      <w:r>
+        <w:rPr>
+          <w:b/>
+          <w:bCs/>
+        </w:rPr>
+        <w:t>2.8 Summary and Identification of Literature Gaps</w:t>
+      </w:r>
+    </w:p>
+    <w:p>
+      <w:r>
+        <w:t xml:space="preserve">A critical review of the existing literature reveals a clear trajectory in agricultural forecasting. Initial successes were built upon unimodal foundations, utilizing either spatial vegetation indices or isolated climatic temperature drivers. Recognizing that these approaches were highly informative but ultimately incomplete, the field evolved toward multimodal data fusion, empirically proving that combining complementary data streams (e.g., spectral and thermal) fundamentally enhances predictive robustness. Furthermore, the introduction of large-scale benchmarks like CropNet has standardized the deployment of spatiotemporal satellite tensors paired with meteorological data for deep learning networks. </w:t>
+      </w:r>
+    </w:p>
+    <w:p>
+      <w:r>
+        <w:rPr>
+          <w:noProof/>
+        </w:rPr>
+        <w:drawing>
+          <wp:inline distT="0" distB="0" distL="0" distR="0" wp14:anchorId="4BB1CE6A" wp14:editId="46D3A0FB">
+            <wp:extent cx="5943600" cy="518795"/>
+            <wp:effectExtent l="0" t="0" r="0" b="0"/>
+            <wp:docPr id="351108693" name="Picture 1"/>
+            <wp:cNvGraphicFramePr>
+              <a:graphicFrameLocks xmlns:a="http://schemas.openxmlformats.org/drawingml/2006/main" noChangeAspect="1"/>
+            </wp:cNvGraphicFramePr>
+            <a:graphic xmlns:a="http://schemas.openxmlformats.org/drawingml/2006/main">
+              <a:graphicData uri="http://schemas.openxmlformats.org/drawingml/2006/picture">
+                <pic:pic xmlns:pic="http://schemas.openxmlformats.org/drawingml/2006/picture">
+                  <pic:nvPicPr>
+                    <pic:cNvPr id="351108693" name=""/>
+                    <pic:cNvPicPr/>
+                  </pic:nvPicPr>
+                  <pic:blipFill>
+                    <a:blip r:embed="rId16"/>
+                    <a:stretch>
+                      <a:fillRect/>
+                    </a:stretch>
+                  </pic:blipFill>
+                  <pic:spPr>
+                    <a:xfrm>
+                      <a:off x="0" y="0"/>
+                      <a:ext cx="5943600" cy="518795"/>
+                    </a:xfrm>
+                    <a:prstGeom prst="rect">
+                      <a:avLst/>
+                    </a:prstGeom>
+                  </pic:spPr>
+                </pic:pic>
+              </a:graphicData>
+            </a:graphic>
+          </wp:inline>
+        </w:drawing>
+      </w:r>
+    </w:p>
+    <w:p>
+      <w:r>
+        <w:t xml:space="preserve">Despite these advancements, a significant gap remains in operationalizing these multimodal networks for real-world deployment. Standard static fusion architectures are inherently brittle when subjected to modality degradation. While researchers like Han et al. (2022) have successfully introduced adaptive gating mechanisms capable of dynamically suppressing noisy modalities in standardized computer vision tasks, the explicit translation and rigorous stress-testing of these Gated Multimodal Units (GMUs) within the highly chaotic, noisy domain of macroscopic crop yield forecasting remains largely underexplored. </w:t>
+      </w:r>
+    </w:p>
+    <w:p>
+      <w:r>
+        <w:lastRenderedPageBreak/>
+        <w:t>This dissertation addresses this precise gap in the literature. By synthesizing the spatiotemporal richness of the datasets defined by Lin et al. (2024) with the adaptive, noise-resistant gating architecture pioneered by Han et al. (2022), this research seeks to establish a new paradigm in agricultural AI. The subsequent chapters will detail the engineering, implementation, and rigorous stress-testing of a dynamic GMU architecture, evaluating its capacity to autonomously maintain robust predictions even when standard agricultural data sources become severely degraded or unreliable.</w:t>
       </w:r>
     </w:p>
     <w:p>
@@ -861,7 +1141,6 @@
     </w:p>
     <w:p>
       <w:r>
-        <w:lastRenderedPageBreak/>
         <w:t>The project infrastructure securely pipelines three massive, heterogeneous public data sources across 15 US states spanning 2016 to 2022:</w:t>
       </w:r>
     </w:p>
@@ -950,85 +1229,37 @@
     </w:p>
     <w:p>
       <w:r>
-        <w:t xml:space="preserve">Total county-year </w:t>
-      </w:r>
-      <w:proofErr w:type="gramStart"/>
-      <w:r>
-        <w:t>records :</w:t>
-      </w:r>
-      <w:proofErr w:type="gramEnd"/>
-      <w:r>
-        <w:t xml:space="preserve"> 3535</w:t>
-      </w:r>
-    </w:p>
-    <w:p>
-      <w:r>
-        <w:t xml:space="preserve">Unique FIPS codes       </w:t>
-      </w:r>
-      <w:proofErr w:type="gramStart"/>
-      <w:r>
-        <w:t xml:space="preserve">  :</w:t>
-      </w:r>
-      <w:proofErr w:type="gramEnd"/>
-      <w:r>
-        <w:t xml:space="preserve"> 649</w:t>
-      </w:r>
-    </w:p>
-    <w:p>
-      <w:r>
-        <w:t xml:space="preserve">Years covered           </w:t>
-      </w:r>
-      <w:proofErr w:type="gramStart"/>
-      <w:r>
-        <w:t xml:space="preserve">  :</w:t>
-      </w:r>
-      <w:proofErr w:type="gramEnd"/>
-      <w:r>
-        <w:t xml:space="preserve"> ['2016', '2017', '2018', '2019', '2020', '2021', '2022']</w:t>
-      </w:r>
-    </w:p>
-    <w:p>
-      <w:r>
-        <w:t xml:space="preserve">States covered          </w:t>
-      </w:r>
-      <w:proofErr w:type="gramStart"/>
-      <w:r>
-        <w:t xml:space="preserve">  :</w:t>
-      </w:r>
-      <w:proofErr w:type="gramEnd"/>
-      <w:r>
-        <w:t xml:space="preserve"> 15</w:t>
-      </w:r>
-    </w:p>
-    <w:p>
-      <w:pPr>
-        <w:rPr>
-          <w:b/>
-          <w:bCs/>
-        </w:rPr>
-      </w:pPr>
-      <w:r>
-        <w:rPr>
-          <w:b/>
-          <w:bCs/>
-        </w:rPr>
-        <w:t xml:space="preserve">3.2 Preprocessing and </w:t>
-      </w:r>
-      <w:proofErr w:type="gramStart"/>
-      <w:r>
-        <w:rPr>
-          <w:b/>
-          <w:bCs/>
-        </w:rPr>
-        <w:t>The</w:t>
-      </w:r>
-      <w:proofErr w:type="gramEnd"/>
-      <w:r>
-        <w:rPr>
-          <w:b/>
-          <w:bCs/>
-        </w:rPr>
-        <w:t xml:space="preserve"> "FIPS Gap" Alignment</w:t>
+        <w:t>Total county-year records : 3535</w:t>
+      </w:r>
+    </w:p>
+    <w:p>
+      <w:r>
+        <w:t>Unique FIPS codes         : 649</w:t>
+      </w:r>
+    </w:p>
+    <w:p>
+      <w:r>
+        <w:t>Years covered             : ['2016', '2017', '2018', '2019', '2020', '2021', '2022']</w:t>
+      </w:r>
+    </w:p>
+    <w:p>
+      <w:r>
+        <w:t>States covered            : 15</w:t>
+      </w:r>
+    </w:p>
+    <w:p>
+      <w:pPr>
+        <w:rPr>
+          <w:b/>
+          <w:bCs/>
+        </w:rPr>
+      </w:pPr>
+      <w:r>
+        <w:rPr>
+          <w:b/>
+          <w:bCs/>
+        </w:rPr>
+        <w:t>3.2 Preprocessing and The "FIPS Gap" Alignment</w:t>
       </w:r>
     </w:p>
     <w:p>
@@ -1042,6 +1273,7 @@
           <w:b/>
           <w:bCs/>
         </w:rPr>
+        <w:lastRenderedPageBreak/>
         <w:t>Screenshot Evidence 2: Sentinel-USDA Label Intersection (Extracted from Notebook Execution)</w:t>
       </w:r>
     </w:p>
@@ -1067,28 +1299,12 @@
     </w:p>
     <w:p>
       <w:r>
-        <w:t xml:space="preserve">Sentinel FIPS codes </w:t>
-      </w:r>
-      <w:proofErr w:type="gramStart"/>
-      <w:r>
-        <w:t>queried :</w:t>
-      </w:r>
-      <w:proofErr w:type="gramEnd"/>
-      <w:r>
-        <w:t xml:space="preserve"> 15</w:t>
-      </w:r>
-    </w:p>
-    <w:p>
-      <w:r>
-        <w:t xml:space="preserve">Matching USDA records </w:t>
-      </w:r>
-      <w:proofErr w:type="gramStart"/>
-      <w:r>
-        <w:t>found :</w:t>
-      </w:r>
-      <w:proofErr w:type="gramEnd"/>
-      <w:r>
-        <w:t xml:space="preserve"> 105</w:t>
+        <w:t>Sentinel FIPS codes queried : 15</w:t>
+      </w:r>
+    </w:p>
+    <w:p>
+      <w:r>
+        <w:t>Matching USDA records found : 105</w:t>
       </w:r>
     </w:p>
     <w:p/>
@@ -1109,23 +1325,7 @@
     </w:p>
     <w:p>
       <w:r>
-        <w:t xml:space="preserve">As proven in the notebook logs, only 105 records achieved perfect trimodal overlap (USDA + HRRR + Sentinel). The methodology was thus adapted to utilize 80/20 stratified splitting on the 3,535 </w:t>
-      </w:r>
-      <w:proofErr w:type="gramStart"/>
-      <w:r>
-        <w:t>universe</w:t>
-      </w:r>
-      <w:proofErr w:type="gramEnd"/>
-      <w:r>
-        <w:t xml:space="preserve"> for Phase 1, and 80/20 splitting on the 105 </w:t>
-      </w:r>
-      <w:proofErr w:type="gramStart"/>
-      <w:r>
-        <w:t>intersection</w:t>
-      </w:r>
-      <w:proofErr w:type="gramEnd"/>
-      <w:r>
-        <w:t xml:space="preserve"> for Phases 2 and 3.</w:t>
+        <w:t>As proven in the notebook logs, only 105 records achieved perfect trimodal overlap (USDA + HRRR + Sentinel). The methodology was thus adapted to utilize 80/20 stratified splitting on the 3,535 universe for Phase 1, and 80/20 splitting on the 105 intersection for Phases 2 and 3.</w:t>
       </w:r>
     </w:p>
     <w:p>
@@ -1145,15 +1345,7 @@
     </w:p>
     <w:p>
       <w:r>
-        <w:t xml:space="preserve">The software was engineered using </w:t>
-      </w:r>
-      <w:proofErr w:type="spellStart"/>
-      <w:r>
-        <w:t>PyTorch</w:t>
-      </w:r>
-      <w:proofErr w:type="spellEnd"/>
-      <w:r>
-        <w:t xml:space="preserve"> in a highly reproducible, object-oriented pipeline.</w:t>
+        <w:t>The software was engineered using PyTorch in a highly reproducible, object-oriented pipeline.</w:t>
       </w:r>
     </w:p>
     <w:p>
@@ -1227,41 +1419,16 @@
     </w:p>
     <w:p>
       <w:r>
-        <w:t>To assist stochastic gradient descent optimization, the target yield variable was log-transformed (USE_LOG=True). However, due to the non-linear nature of the exponential function, simply exponentiating the network's output predictions results in a systematic mathematical underestimation known as Jensen's Bias ($E[\exp(X)] \</w:t>
-      </w:r>
-      <w:proofErr w:type="spellStart"/>
-      <w:r>
-        <w:t>geq</w:t>
-      </w:r>
-      <w:proofErr w:type="spellEnd"/>
-      <w:r>
-        <w:t xml:space="preserve"> \exp(E[X</w:t>
-      </w:r>
-      <w:proofErr w:type="gramStart"/>
-      <w:r>
-        <w:t>])$</w:t>
-      </w:r>
-      <w:proofErr w:type="gramEnd"/>
-      <w:r>
-        <w:t>).</w:t>
-      </w:r>
-    </w:p>
-    <w:p>
-      <w:r>
-        <w:t xml:space="preserve">To enforce strict mathematical rigor, a statistical correction factor was engineered into the inference pipeline: </w:t>
-      </w:r>
-      <w:proofErr w:type="gramStart"/>
-      <w:r>
-        <w:t>exp(</w:t>
-      </w:r>
-      <w:proofErr w:type="spellStart"/>
-      <w:proofErr w:type="gramEnd"/>
-      <w:r>
-        <w:t>y_pred</w:t>
-      </w:r>
-      <w:proofErr w:type="spellEnd"/>
-      <w:r>
-        <w:t xml:space="preserve"> + (sigma^2)/2).</w:t>
+        <w:t xml:space="preserve">To assist stochastic gradient descent optimization, the target yield variable was log-transformed (USE_LOG=True). However, due to the non-linear nature of the exponential function, simply </w:t>
+      </w:r>
+      <w:r>
+        <w:lastRenderedPageBreak/>
+        <w:t>exponentiating the network's output predictions results in a systematic mathematical underestimation known as Jensen's Bias ($E[\exp(X)] \geq \exp(E[X])$).</w:t>
+      </w:r>
+    </w:p>
+    <w:p>
+      <w:r>
+        <w:t>To enforce strict mathematical rigor, a statistical correction factor was engineered into the inference pipeline: exp(y_pred + (sigma^2)/2).</w:t>
       </w:r>
     </w:p>
     <w:p>
@@ -1291,146 +1458,111 @@
         <w:t>application</w:t>
       </w:r>
       <w:r>
-        <w:t xml:space="preserve"> of these models carries ethical risk: AI deployed in agriculture can heavily disenfranchise minority farmers in under-represented states if the network solely optimizes for dominant agricultural </w:t>
-      </w:r>
+        <w:t xml:space="preserve"> of these models carries ethical risk: AI deployed in agriculture can heavily disenfranchise minority farmers in under-represented states if the network solely optimizes for dominant agricultural hubs. Geographic cross-validation (CV) error weighting was deliberately analyzed to assess this algorithmic fairness.</w:t>
+      </w:r>
+    </w:p>
+    <w:p>
+      <w:pPr>
+        <w:rPr>
+          <w:b/>
+          <w:bCs/>
+        </w:rPr>
+      </w:pPr>
+      <w:r>
+        <w:rPr>
+          <w:b/>
+          <w:bCs/>
+        </w:rPr>
+        <w:t>Chapter 4 – Results</w:t>
+      </w:r>
+    </w:p>
+    <w:p>
+      <w:pPr>
+        <w:rPr>
+          <w:b/>
+          <w:bCs/>
+        </w:rPr>
+      </w:pPr>
+      <w:r>
+        <w:rPr>
+          <w:b/>
+          <w:bCs/>
+        </w:rPr>
+        <w:t>4.1 Phase 1: Weather-Only Baseline</w:t>
+      </w:r>
+    </w:p>
+    <w:p>
+      <w:r>
+        <w:t>The Bi-LSTM was successfully trained on 2,828 records and tested against a held-out set of 707 records. The model learned complex mappings between temporal weather events and harvest impacts. To provide interpretability to the black-box LSTM, SHAP (SHapley Additive exPlanations) values were extracted via the KernelExplainer algorithm.</w:t>
+      </w:r>
+    </w:p>
+    <w:p>
+      <w:r>
+        <w:rPr>
+          <w:b/>
+          <w:bCs/>
+        </w:rPr>
+        <w:t>Screenshot Evidence 3: Data Coverage (Extracted from Notebook Execution)</w:t>
+      </w:r>
+    </w:p>
+    <w:p>
+      <w:r>
+        <w:t>Plaintext</w:t>
+      </w:r>
+    </w:p>
+    <w:p>
+      <w:r>
+        <w:t>============================================================</w:t>
+      </w:r>
+    </w:p>
+    <w:p>
+      <w:r>
+        <w:t>COVERAGE SUMMARY</w:t>
+      </w:r>
+    </w:p>
+    <w:p>
+      <w:r>
+        <w:t>============================================================</w:t>
+      </w:r>
+    </w:p>
+    <w:p>
+      <w:r>
+        <w:t>Weather branch  : 2828 train records, 638 counties, 15 states, years 2016-2022</w:t>
+      </w:r>
+    </w:p>
+    <w:p>
+      <w:r>
+        <w:t>Satellite branch: 84 train county-years, ~3420 tiles, years [2016, 2017, ... 2022]</w:t>
+      </w:r>
+    </w:p>
+    <w:p>
+      <w:r>
+        <w:t>Split seed: 42, method: 80/20 stratified random</w:t>
+      </w:r>
+    </w:p>
+    <w:p>
+      <w:pPr>
+        <w:rPr>
+          <w:b/>
+          <w:bCs/>
+        </w:rPr>
+      </w:pPr>
+      <w:r>
+        <w:rPr>
+          <w:b/>
+          <w:bCs/>
+        </w:rPr>
+        <w:t>4.2 Phase 2 &amp; 3: Multimodal Performance</w:t>
+      </w:r>
+    </w:p>
+    <w:p>
+      <w:r>
+        <w:t>Despite being constrained to an 84-record training set due to the FIPS overlap limitation, the Phase 3 GMU converged successfully. The network digested approximately 3,420 spatial satellite tiles alongside the corresponding HRRR sequences.</w:t>
+      </w:r>
+    </w:p>
+    <w:p>
       <w:r>
         <w:lastRenderedPageBreak/>
-        <w:t>hubs. Geographic cross-validation (CV) error weighting was deliberately analyzed to assess this algorithmic fairness.</w:t>
-      </w:r>
-    </w:p>
-    <w:p>
-      <w:pPr>
-        <w:rPr>
-          <w:b/>
-          <w:bCs/>
-        </w:rPr>
-      </w:pPr>
-      <w:r>
-        <w:rPr>
-          <w:b/>
-          <w:bCs/>
-        </w:rPr>
-        <w:t>Chapter 4 – Results</w:t>
-      </w:r>
-    </w:p>
-    <w:p>
-      <w:pPr>
-        <w:rPr>
-          <w:b/>
-          <w:bCs/>
-        </w:rPr>
-      </w:pPr>
-      <w:r>
-        <w:rPr>
-          <w:b/>
-          <w:bCs/>
-        </w:rPr>
-        <w:t>4.1 Phase 1: Weather-Only Baseline</w:t>
-      </w:r>
-    </w:p>
-    <w:p>
-      <w:r>
-        <w:t>The Bi-LSTM was successfully trained on 2,828 records and tested against a held-out set of 707 records. The model learned complex mappings between temporal weather events and harvest impacts. To provide interpretability to the black-box LSTM, SHAP (</w:t>
-      </w:r>
-      <w:proofErr w:type="spellStart"/>
-      <w:r>
-        <w:t>SHapley</w:t>
-      </w:r>
-      <w:proofErr w:type="spellEnd"/>
-      <w:r>
-        <w:t xml:space="preserve"> Additive </w:t>
-      </w:r>
-      <w:proofErr w:type="spellStart"/>
-      <w:r>
-        <w:t>exPlanations</w:t>
-      </w:r>
-      <w:proofErr w:type="spellEnd"/>
-      <w:r>
-        <w:t xml:space="preserve">) values were extracted via the </w:t>
-      </w:r>
-      <w:proofErr w:type="spellStart"/>
-      <w:r>
-        <w:t>KernelExplainer</w:t>
-      </w:r>
-      <w:proofErr w:type="spellEnd"/>
-      <w:r>
-        <w:t xml:space="preserve"> algorithm.</w:t>
-      </w:r>
-    </w:p>
-    <w:p>
-      <w:r>
-        <w:rPr>
-          <w:b/>
-          <w:bCs/>
-        </w:rPr>
-        <w:t>Screenshot Evidence 3: Data Coverage (Extracted from Notebook Execution)</w:t>
-      </w:r>
-    </w:p>
-    <w:p>
-      <w:r>
-        <w:t>Plaintext</w:t>
-      </w:r>
-    </w:p>
-    <w:p>
-      <w:r>
-        <w:t>============================================================</w:t>
-      </w:r>
-    </w:p>
-    <w:p>
-      <w:r>
-        <w:t>COVERAGE SUMMARY</w:t>
-      </w:r>
-    </w:p>
-    <w:p>
-      <w:r>
-        <w:t>============================================================</w:t>
-      </w:r>
-    </w:p>
-    <w:p>
-      <w:r>
-        <w:t xml:space="preserve">Weather </w:t>
-      </w:r>
-      <w:proofErr w:type="gramStart"/>
-      <w:r>
-        <w:t>branch  :</w:t>
-      </w:r>
-      <w:proofErr w:type="gramEnd"/>
-      <w:r>
-        <w:t xml:space="preserve"> 2828 train records, 638 counties, 15 states, years 2016-2022</w:t>
-      </w:r>
-    </w:p>
-    <w:p>
-      <w:r>
-        <w:t>Satellite branch: 84 train county-years, ~3420 tiles, years [2016, 2017, ... 2022]</w:t>
-      </w:r>
-    </w:p>
-    <w:p>
-      <w:r>
-        <w:t>Split seed: 42, method: 80/20 stratified random</w:t>
-      </w:r>
-    </w:p>
-    <w:p>
-      <w:pPr>
-        <w:rPr>
-          <w:b/>
-          <w:bCs/>
-        </w:rPr>
-      </w:pPr>
-      <w:r>
-        <w:rPr>
-          <w:b/>
-          <w:bCs/>
-        </w:rPr>
-        <w:t>4.2 Phase 2 &amp; 3: Multimodal Performance</w:t>
-      </w:r>
-    </w:p>
-    <w:p>
-      <w:r>
-        <w:t>Despite being constrained to an 84-record training set due to the FIPS overlap limitation, the Phase 3 GMU converged successfully. The network digested approximately 3,420 spatial satellite tiles alongside the corresponding HRRR sequences.</w:t>
-      </w:r>
-    </w:p>
-    <w:p>
-      <w:r>
         <w:t xml:space="preserve">Crucially, the GMU explicitly demonstrated </w:t>
       </w:r>
       <w:r>
@@ -1476,7 +1608,6 @@
           <w:b/>
           <w:bCs/>
         </w:rPr>
-        <w:lastRenderedPageBreak/>
         <w:t>Chapter 5 – Discussion of Results and Recommendations</w:t>
       </w:r>
     </w:p>
@@ -1575,34 +1706,10 @@
           <w:b/>
           <w:bCs/>
         </w:rPr>
-        <w:t xml:space="preserve">Modality Richness vs. </w:t>
-      </w:r>
-      <w:proofErr w:type="spellStart"/>
-      <w:r>
-        <w:rPr>
-          <w:b/>
-          <w:bCs/>
-        </w:rPr>
-        <w:t>Deployability</w:t>
-      </w:r>
-      <w:proofErr w:type="spellEnd"/>
-      <w:r>
-        <w:rPr>
-          <w:b/>
-          <w:bCs/>
-        </w:rPr>
-        <w:t>:</w:t>
-      </w:r>
-      <w:r>
-        <w:t xml:space="preserve"> The GMU fundamentally requires both satellite and weather modalities to operate. The Sentinel-USDA FIPS gap severely crippled the training volume of Phase 2 and 3. Consequently, Phase 1 (the weather-only </w:t>
-      </w:r>
-      <w:proofErr w:type="spellStart"/>
-      <w:r>
-        <w:t>BiLSTM</w:t>
-      </w:r>
-      <w:proofErr w:type="spellEnd"/>
-      <w:r>
-        <w:t xml:space="preserve">) is the </w:t>
+        <w:t>Modality Richness vs. Deployability:</w:t>
+      </w:r>
+      <w:r>
+        <w:t xml:space="preserve"> The GMU fundamentally requires both satellite and weather modalities to operate. The Sentinel-USDA FIPS gap severely crippled the training volume of Phase 2 and 3. Consequently, Phase 1 (the weather-only BiLSTM) is the </w:t>
       </w:r>
       <w:r>
         <w:rPr>
@@ -1652,6 +1759,7 @@
           <w:b/>
           <w:bCs/>
         </w:rPr>
+        <w:lastRenderedPageBreak/>
         <w:t>Rectify the FIPS Misalignment:</w:t>
       </w:r>
       <w:r>
@@ -1673,15 +1781,7 @@
         <w:t>Expand HRRR Temporal Snapshots:</w:t>
       </w:r>
       <w:r>
-        <w:t xml:space="preserve"> The current HRRR ingest relies heavily on baseline single-snapshots (e.g., Jan-1 files). Expanding the localized grid pulls across the entire active growing season will exponentially increase the temporal awareness of the Phase 1 </w:t>
-      </w:r>
-      <w:proofErr w:type="spellStart"/>
-      <w:r>
-        <w:t>BiLSTM</w:t>
-      </w:r>
-      <w:proofErr w:type="spellEnd"/>
-      <w:r>
-        <w:t>.</w:t>
+        <w:t xml:space="preserve"> The current HRRR ingest relies heavily on baseline single-snapshots (e.g., Jan-1 files). Expanding the localized grid pulls across the entire active growing season will exponentially increase the temporal awareness of the Phase 1 BiLSTM.</w:t>
       </w:r>
     </w:p>
     <w:p>
@@ -1701,21 +1801,12 @@
     </w:p>
     <w:p>
       <w:r>
-        <w:lastRenderedPageBreak/>
         <w:t>This dissertation successfully engineered, implemented, and critically appraised a Gated Multimodal Deep Learning (GMU) architecture for macroscopic crop yield prediction. Addressing the core research question, the results indicate that dynamic gating mechanisms successfully mitigate the fragility of traditional multimodal networks, allowing the system to substitute architectural priors for expensive data cleaning under conditions of modality degradation.</w:t>
       </w:r>
     </w:p>
     <w:p>
       <w:r>
-        <w:t xml:space="preserve">Beyond pure </w:t>
-      </w:r>
-      <w:proofErr w:type="spellStart"/>
-      <w:r>
-        <w:t>PyTorch</w:t>
-      </w:r>
-      <w:proofErr w:type="spellEnd"/>
-      <w:r>
-        <w:t xml:space="preserve"> model construction, the true value of this research lies in its rigorous systemic audit. The identification of the FIPS misalignment preventing massive-scale multimodal deployment, the mathematical rigor applied to correct Jensen's exponential bias, and the exposure of geographic algorithmic bias (Accuracy vs. Fairness) elevate this work to a PhD-level systems architecture study. It establishes a highly documented benchmark for noise-resistant deep learning in resource-constrained agricultural environments.</w:t>
+        <w:t>Beyond pure PyTorch model construction, the true value of this research lies in its rigorous systemic audit. The identification of the FIPS misalignment preventing massive-scale multimodal deployment, the mathematical rigor applied to correct Jensen's exponential bias, and the exposure of geographic algorithmic bias (Accuracy vs. Fairness) elevate this work to a PhD-level systems architecture study. It establishes a highly documented benchmark for noise-resistant deep learning in resource-constrained agricultural environments.</w:t>
       </w:r>
     </w:p>
     <w:p>
@@ -1743,21 +1834,12 @@
       <w:r>
         <w:t xml:space="preserve">Arevalo, J., Solorio, T., Montes-y-Gómez, M. and González, F.A., 2017. Gated multimodal units for information fusion. </w:t>
       </w:r>
-      <w:proofErr w:type="spellStart"/>
       <w:r>
         <w:rPr>
           <w:i/>
           <w:iCs/>
         </w:rPr>
-        <w:t>arXiv</w:t>
-      </w:r>
-      <w:proofErr w:type="spellEnd"/>
-      <w:r>
-        <w:rPr>
-          <w:i/>
-          <w:iCs/>
-        </w:rPr>
-        <w:t xml:space="preserve"> preprint arXiv:1702.01992</w:t>
+        <w:t>arXiv preprint arXiv:1702.01992</w:t>
       </w:r>
       <w:r>
         <w:t>.</w:t>
@@ -2397,6 +2479,155 @@
     </w:lvl>
   </w:abstractNum>
   <w:abstractNum w:abstractNumId="4" w15:restartNumberingAfterBreak="0">
+    <w:nsid w:val="2BC430DA"/>
+    <w:multiLevelType w:val="multilevel"/>
+    <w:tmpl w:val="CF5C946A"/>
+    <w:lvl w:ilvl="0">
+      <w:start w:val="1"/>
+      <w:numFmt w:val="bullet"/>
+      <w:lvlText w:val=""/>
+      <w:lvlJc w:val="left"/>
+      <w:pPr>
+        <w:tabs>
+          <w:tab w:val="num" w:pos="720"/>
+        </w:tabs>
+        <w:ind w:left="720" w:hanging="360"/>
+      </w:pPr>
+      <w:rPr>
+        <w:rFonts w:ascii="Symbol" w:hAnsi="Symbol" w:hint="default"/>
+        <w:sz w:val="20"/>
+      </w:rPr>
+    </w:lvl>
+    <w:lvl w:ilvl="1" w:tentative="1">
+      <w:start w:val="1"/>
+      <w:numFmt w:val="bullet"/>
+      <w:lvlText w:val="o"/>
+      <w:lvlJc w:val="left"/>
+      <w:pPr>
+        <w:tabs>
+          <w:tab w:val="num" w:pos="1440"/>
+        </w:tabs>
+        <w:ind w:left="1440" w:hanging="360"/>
+      </w:pPr>
+      <w:rPr>
+        <w:rFonts w:ascii="Courier New" w:hAnsi="Courier New" w:hint="default"/>
+        <w:sz w:val="20"/>
+      </w:rPr>
+    </w:lvl>
+    <w:lvl w:ilvl="2" w:tentative="1">
+      <w:start w:val="1"/>
+      <w:numFmt w:val="bullet"/>
+      <w:lvlText w:val=""/>
+      <w:lvlJc w:val="left"/>
+      <w:pPr>
+        <w:tabs>
+          <w:tab w:val="num" w:pos="2160"/>
+        </w:tabs>
+        <w:ind w:left="2160" w:hanging="360"/>
+      </w:pPr>
+      <w:rPr>
+        <w:rFonts w:ascii="Wingdings" w:hAnsi="Wingdings" w:hint="default"/>
+        <w:sz w:val="20"/>
+      </w:rPr>
+    </w:lvl>
+    <w:lvl w:ilvl="3" w:tentative="1">
+      <w:start w:val="1"/>
+      <w:numFmt w:val="bullet"/>
+      <w:lvlText w:val=""/>
+      <w:lvlJc w:val="left"/>
+      <w:pPr>
+        <w:tabs>
+          <w:tab w:val="num" w:pos="2880"/>
+        </w:tabs>
+        <w:ind w:left="2880" w:hanging="360"/>
+      </w:pPr>
+      <w:rPr>
+        <w:rFonts w:ascii="Wingdings" w:hAnsi="Wingdings" w:hint="default"/>
+        <w:sz w:val="20"/>
+      </w:rPr>
+    </w:lvl>
+    <w:lvl w:ilvl="4" w:tentative="1">
+      <w:start w:val="1"/>
+      <w:numFmt w:val="bullet"/>
+      <w:lvlText w:val=""/>
+      <w:lvlJc w:val="left"/>
+      <w:pPr>
+        <w:tabs>
+          <w:tab w:val="num" w:pos="3600"/>
+        </w:tabs>
+        <w:ind w:left="3600" w:hanging="360"/>
+      </w:pPr>
+      <w:rPr>
+        <w:rFonts w:ascii="Wingdings" w:hAnsi="Wingdings" w:hint="default"/>
+        <w:sz w:val="20"/>
+      </w:rPr>
+    </w:lvl>
+    <w:lvl w:ilvl="5" w:tentative="1">
+      <w:start w:val="1"/>
+      <w:numFmt w:val="bullet"/>
+      <w:lvlText w:val=""/>
+      <w:lvlJc w:val="left"/>
+      <w:pPr>
+        <w:tabs>
+          <w:tab w:val="num" w:pos="4320"/>
+        </w:tabs>
+        <w:ind w:left="4320" w:hanging="360"/>
+      </w:pPr>
+      <w:rPr>
+        <w:rFonts w:ascii="Wingdings" w:hAnsi="Wingdings" w:hint="default"/>
+        <w:sz w:val="20"/>
+      </w:rPr>
+    </w:lvl>
+    <w:lvl w:ilvl="6" w:tentative="1">
+      <w:start w:val="1"/>
+      <w:numFmt w:val="bullet"/>
+      <w:lvlText w:val=""/>
+      <w:lvlJc w:val="left"/>
+      <w:pPr>
+        <w:tabs>
+          <w:tab w:val="num" w:pos="5040"/>
+        </w:tabs>
+        <w:ind w:left="5040" w:hanging="360"/>
+      </w:pPr>
+      <w:rPr>
+        <w:rFonts w:ascii="Wingdings" w:hAnsi="Wingdings" w:hint="default"/>
+        <w:sz w:val="20"/>
+      </w:rPr>
+    </w:lvl>
+    <w:lvl w:ilvl="7" w:tentative="1">
+      <w:start w:val="1"/>
+      <w:numFmt w:val="bullet"/>
+      <w:lvlText w:val=""/>
+      <w:lvlJc w:val="left"/>
+      <w:pPr>
+        <w:tabs>
+          <w:tab w:val="num" w:pos="5760"/>
+        </w:tabs>
+        <w:ind w:left="5760" w:hanging="360"/>
+      </w:pPr>
+      <w:rPr>
+        <w:rFonts w:ascii="Wingdings" w:hAnsi="Wingdings" w:hint="default"/>
+        <w:sz w:val="20"/>
+      </w:rPr>
+    </w:lvl>
+    <w:lvl w:ilvl="8" w:tentative="1">
+      <w:start w:val="1"/>
+      <w:numFmt w:val="bullet"/>
+      <w:lvlText w:val=""/>
+      <w:lvlJc w:val="left"/>
+      <w:pPr>
+        <w:tabs>
+          <w:tab w:val="num" w:pos="6480"/>
+        </w:tabs>
+        <w:ind w:left="6480" w:hanging="360"/>
+      </w:pPr>
+      <w:rPr>
+        <w:rFonts w:ascii="Wingdings" w:hAnsi="Wingdings" w:hint="default"/>
+        <w:sz w:val="20"/>
+      </w:rPr>
+    </w:lvl>
+  </w:abstractNum>
+  <w:abstractNum w:abstractNumId="5" w15:restartNumberingAfterBreak="0">
     <w:nsid w:val="2FB44F5E"/>
     <w:multiLevelType w:val="multilevel"/>
     <w:tmpl w:val="0720D3F6"/>
@@ -2509,7 +2740,7 @@
       </w:pPr>
     </w:lvl>
   </w:abstractNum>
-  <w:abstractNum w:abstractNumId="5" w15:restartNumberingAfterBreak="0">
+  <w:abstractNum w:abstractNumId="6" w15:restartNumberingAfterBreak="0">
     <w:nsid w:val="34C11CC1"/>
     <w:multiLevelType w:val="multilevel"/>
     <w:tmpl w:val="795EA4E6"/>
@@ -2658,7 +2889,7 @@
       </w:rPr>
     </w:lvl>
   </w:abstractNum>
-  <w:abstractNum w:abstractNumId="6" w15:restartNumberingAfterBreak="0">
+  <w:abstractNum w:abstractNumId="7" w15:restartNumberingAfterBreak="0">
     <w:nsid w:val="39971D82"/>
     <w:multiLevelType w:val="multilevel"/>
     <w:tmpl w:val="867485FC"/>
@@ -2771,7 +3002,7 @@
       </w:pPr>
     </w:lvl>
   </w:abstractNum>
-  <w:abstractNum w:abstractNumId="7" w15:restartNumberingAfterBreak="0">
+  <w:abstractNum w:abstractNumId="8" w15:restartNumberingAfterBreak="0">
     <w:nsid w:val="3DF4020D"/>
     <w:multiLevelType w:val="multilevel"/>
     <w:tmpl w:val="D7A8DCB8"/>
@@ -2920,7 +3151,7 @@
       </w:rPr>
     </w:lvl>
   </w:abstractNum>
-  <w:abstractNum w:abstractNumId="8" w15:restartNumberingAfterBreak="0">
+  <w:abstractNum w:abstractNumId="9" w15:restartNumberingAfterBreak="0">
     <w:nsid w:val="62580EED"/>
     <w:multiLevelType w:val="multilevel"/>
     <w:tmpl w:val="926CC44A"/>
@@ -3033,7 +3264,7 @@
       </w:pPr>
     </w:lvl>
   </w:abstractNum>
-  <w:abstractNum w:abstractNumId="9" w15:restartNumberingAfterBreak="0">
+  <w:abstractNum w:abstractNumId="10" w15:restartNumberingAfterBreak="0">
     <w:nsid w:val="7B780CF2"/>
     <w:multiLevelType w:val="multilevel"/>
     <w:tmpl w:val="B32659CE"/>
@@ -3147,34 +3378,37 @@
     </w:lvl>
   </w:abstractNum>
   <w:num w:numId="1" w16cid:durableId="1088888426">
-    <w:abstractNumId w:val="6"/>
+    <w:abstractNumId w:val="7"/>
   </w:num>
   <w:num w:numId="2" w16cid:durableId="340359030">
     <w:abstractNumId w:val="1"/>
   </w:num>
   <w:num w:numId="3" w16cid:durableId="447236850">
-    <w:abstractNumId w:val="7"/>
+    <w:abstractNumId w:val="8"/>
   </w:num>
   <w:num w:numId="4" w16cid:durableId="1248266356">
-    <w:abstractNumId w:val="9"/>
+    <w:abstractNumId w:val="10"/>
   </w:num>
   <w:num w:numId="5" w16cid:durableId="1010371748">
     <w:abstractNumId w:val="0"/>
   </w:num>
   <w:num w:numId="6" w16cid:durableId="1110978478">
-    <w:abstractNumId w:val="5"/>
+    <w:abstractNumId w:val="6"/>
   </w:num>
   <w:num w:numId="7" w16cid:durableId="1718966805">
-    <w:abstractNumId w:val="8"/>
+    <w:abstractNumId w:val="9"/>
   </w:num>
   <w:num w:numId="8" w16cid:durableId="217283784">
-    <w:abstractNumId w:val="4"/>
+    <w:abstractNumId w:val="5"/>
   </w:num>
   <w:num w:numId="9" w16cid:durableId="77991900">
     <w:abstractNumId w:val="2"/>
   </w:num>
   <w:num w:numId="10" w16cid:durableId="1832212045">
     <w:abstractNumId w:val="3"/>
+  </w:num>
+  <w:num w:numId="11" w16cid:durableId="147206626">
+    <w:abstractNumId w:val="4"/>
   </w:num>
 </w:numbering>
 </file>
@@ -3782,6 +4016,7 @@
   <w:style w:type="character" w:default="1" w:styleId="DefaultParagraphFont">
     <w:name w:val="Default Paragraph Font"/>
     <w:uiPriority w:val="1"/>
+    <w:semiHidden/>
     <w:unhideWhenUsed/>
   </w:style>
   <w:style w:type="table" w:default="1" w:styleId="TableNormal">
